--- a/devops_introduction.docx
+++ b/devops_introduction.docx
@@ -37,6 +37,48 @@
           <w:lang w:val="en-US"/>
         </w:rPr>
         <w:t>DevOps is a combination of development (Dev) and operations (Ops). It is a culture and technical movement (practice) that bridges the gap between software developers and IT operations.</w:t>
+      </w:r>
+    </w:p>
+    <w:p>
+      <w:pPr>
+        <w:rPr>
+          <w:sz w:val="28"/>
+          <w:szCs w:val="28"/>
+          <w:lang w:val="en-US"/>
+        </w:rPr>
+      </w:pPr>
+      <w:r>
+        <w:rPr>
+          <w:sz w:val="28"/>
+          <w:szCs w:val="28"/>
+          <w:lang w:val="en-US"/>
+        </w:rPr>
+        <w:tab/>
+        <w:t xml:space="preserve">With the help of DevOps, </w:t>
+      </w:r>
+      <w:r>
+        <w:rPr>
+          <w:sz w:val="28"/>
+          <w:szCs w:val="28"/>
+          <w:lang w:val="en-US"/>
+        </w:rPr>
+        <w:t xml:space="preserve">speed up </w:t>
+      </w:r>
+      <w:r>
+        <w:rPr>
+          <w:sz w:val="28"/>
+          <w:szCs w:val="28"/>
+          <w:lang w:val="en-US"/>
+        </w:rPr>
+        <w:t xml:space="preserve">the software development process, collaboration b/w the teams, and </w:t>
+      </w:r>
+      <w:r>
+        <w:rPr>
+          <w:sz w:val="28"/>
+          <w:szCs w:val="28"/>
+          <w:lang w:val="en-US"/>
+        </w:rPr>
+        <w:t>achieve faster issue resolution.</w:t>
       </w:r>
     </w:p>
     <w:p>
@@ -250,6 +292,7 @@
           <w:szCs w:val="28"/>
           <w:lang w:val="en-US"/>
         </w:rPr>
+        <w:lastRenderedPageBreak/>
         <w:t>Better product quality and faster issue resolution.</w:t>
       </w:r>
     </w:p>
@@ -261,7 +304,6 @@
         </w:rPr>
       </w:pPr>
       <w:r>
-        <w:lastRenderedPageBreak/>
         <w:t>DevOps</w:t>
       </w:r>
       <w:r>
@@ -420,7 +462,13 @@
         <w:rPr>
           <w:lang w:val="en-US"/>
         </w:rPr>
-        <w:t>User’s feedback was not integrated quickly into updates.</w:t>
+        <w:t xml:space="preserve">User </w:t>
+      </w:r>
+      <w:r>
+        <w:rPr>
+          <w:lang w:val="en-US"/>
+        </w:rPr>
+        <w:t>feedback was not integrated quickly into updates.</w:t>
       </w:r>
     </w:p>
     <w:p>
@@ -1959,6 +2007,7 @@
   <w:style w:type="character" w:default="1" w:styleId="DefaultParagraphFont">
     <w:name w:val="Default Paragraph Font"/>
     <w:uiPriority w:val="1"/>
+    <w:semiHidden/>
     <w:unhideWhenUsed/>
   </w:style>
   <w:style w:type="table" w:default="1" w:styleId="TableNormal">
